--- a/corpus/docx/level-006/template.docx
+++ b/corpus/docx/level-006/template.docx
@@ -15,39 +15,39 @@
         <w:t xml:space="preserve">{</w:t>
       </w:r>
       <w:r>
-        <w:t xml:space="preserve">{t</w:t>
+        <w:t xml:space="preserve">d.</w:t>
       </w:r>
       <w:r>
-        <w:t xml:space="preserve">i</w:t>
+        <w:t xml:space="preserve">t</w:t>
       </w:r>
       <w:r>
-        <w:t xml:space="preserve">tl</w:t>
+        <w:t xml:space="preserve">it</w:t>
       </w:r>
       <w:r>
-        <w:t xml:space="preserve">e</w:t>
+        <w:t xml:space="preserve">l</w:t>
       </w:r>
       <w:r>
-        <w:t xml:space="preserve">}}</w:t>
+        <w:t xml:space="preserve">e}</w:t>
       </w:r>
     </w:p>
     <w:p>
       <w:r>
-        <w:t xml:space="preserve">{{</w:t>
+        <w:t xml:space="preserve">{d</w:t>
       </w:r>
       <w:r>
-        <w:t xml:space="preserve">cu</w:t>
+        <w:t xml:space="preserve">.c</w:t>
       </w:r>
       <w:r>
-        <w:t xml:space="preserve">st</w:t>
+        <w:t xml:space="preserve">us</w:t>
       </w:r>
       <w:r>
-        <w:t xml:space="preserve">om</w:t>
+        <w:t xml:space="preserve">to</w:t>
       </w:r>
       <w:r>
-        <w:t xml:space="preserve">er</w:t>
+        <w:t xml:space="preserve">me</w:t>
       </w:r>
       <w:r>
-        <w:t xml:space="preserve">}}</w:t>
+        <w:t xml:space="preserve">r}</w:t>
       </w:r>
     </w:p>
     <w:p>
@@ -55,19 +55,19 @@
         <w:t xml:space="preserve">{</w:t>
       </w:r>
       <w:r>
-        <w:t xml:space="preserve">{s</w:t>
+        <w:t xml:space="preserve">d.</w:t>
       </w:r>
       <w:r>
-        <w:t xml:space="preserve">pa</w:t>
+        <w:t xml:space="preserve">sp</w:t>
       </w:r>
       <w:r>
-        <w:t xml:space="preserve">c</w:t>
+        <w:t xml:space="preserve">a</w:t>
       </w:r>
       <w:r>
-        <w:t xml:space="preserve">ed</w:t>
+        <w:t xml:space="preserve">ce</w:t>
       </w:r>
       <w:r>
-        <w:t xml:space="preserve">}}</w:t>
+        <w:t xml:space="preserve">d}</w:t>
       </w:r>
     </w:p>
     <w:p>
@@ -75,19 +75,19 @@
         <w:t xml:space="preserve">{</w:t>
       </w:r>
       <w:r>
-        <w:t xml:space="preserve">{l</w:t>
+        <w:t xml:space="preserve">d.</w:t>
       </w:r>
       <w:r>
-        <w:t xml:space="preserve">it</w:t>
+        <w:t xml:space="preserve">li</w:t>
       </w:r>
       <w:r>
-        <w:t xml:space="preserve">er</w:t>
+        <w:t xml:space="preserve">te</w:t>
       </w:r>
       <w:r>
-        <w:t xml:space="preserve">al</w:t>
+        <w:t xml:space="preserve">ra</w:t>
       </w:r>
       <w:r>
-        <w:t xml:space="preserve">}}</w:t>
+        <w:t xml:space="preserve">l}</w:t>
       </w:r>
     </w:p>
     <w:p>
@@ -95,19 +95,19 @@
         <w:t xml:space="preserve">{</w:t>
       </w:r>
       <w:r>
-        <w:t xml:space="preserve">{c</w:t>
+        <w:t xml:space="preserve">d.</w:t>
       </w:r>
       <w:r>
-        <w:t xml:space="preserve">o</w:t>
+        <w:t xml:space="preserve">c</w:t>
       </w:r>
       <w:r>
-        <w:t xml:space="preserve">un</w:t>
+        <w:t xml:space="preserve">ou</w:t>
       </w:r>
       <w:r>
-        <w:t xml:space="preserve">t</w:t>
+        <w:t xml:space="preserve">n</w:t>
       </w:r>
       <w:r>
-        <w:t xml:space="preserve">}}</w:t>
+        <w:t xml:space="preserve">t}</w:t>
       </w:r>
     </w:p>
     <w:p>
@@ -115,19 +115,19 @@
         <w:t xml:space="preserve">{</w:t>
       </w:r>
       <w:r>
-        <w:t xml:space="preserve">{e</w:t>
+        <w:t xml:space="preserve">d.</w:t>
       </w:r>
       <w:r>
-        <w:t xml:space="preserve">na</w:t>
+        <w:t xml:space="preserve">en</w:t>
       </w:r>
       <w:r>
-        <w:t xml:space="preserve">bl</w:t>
+        <w:t xml:space="preserve">ab</w:t>
       </w:r>
       <w:r>
-        <w:t xml:space="preserve">ed</w:t>
+        <w:t xml:space="preserve">le</w:t>
       </w:r>
       <w:r>
-        <w:t xml:space="preserve">}}</w:t>
+        <w:t xml:space="preserve">d}</w:t>
       </w:r>
     </w:p>
     <w:sectPr>
